--- a/Научка/Sciencen_Article_Clover_NVGU_2026.docx
+++ b/Научка/Sciencen_Article_Clover_NVGU_2026.docx
@@ -4,7 +4,51 @@
   <w:body>
     <w:p>
       <w:pPr>
-        <w:spacing w:line="360" w:lineRule="auto" w:before="0" w:after="0"/>
+        <w:spacing w:before="0" w:after="0" w:line="240" w:lineRule="auto"/>
+        <w:ind w:firstLine="0"/>
+        <w:jc w:val="right"/>
+      </w:pPr>
+      <w:r>
+        <w:rPr>
+          <w:rFonts w:ascii="Times New Roman" w:hAnsi="Times New Roman"/>
+          <w:b w:val="0"/>
+          <w:sz w:val="24"/>
+        </w:rPr>
+        <w:t>Овчиев Р.Ф., Тагиров К.М.</w:t>
+      </w:r>
+    </w:p>
+    <w:p>
+      <w:pPr>
+        <w:spacing w:before="0" w:after="0" w:line="240" w:lineRule="auto"/>
+        <w:ind w:firstLine="0"/>
+        <w:jc w:val="right"/>
+      </w:pPr>
+      <w:r>
+        <w:rPr>
+          <w:rFonts w:ascii="Times New Roman" w:hAnsi="Times New Roman"/>
+          <w:b w:val="0"/>
+          <w:sz w:val="24"/>
+        </w:rPr>
+        <w:t>Нижневартовский государственный университет, г. Нижневартовск, Россия</w:t>
+      </w:r>
+    </w:p>
+    <w:p>
+      <w:pPr>
+        <w:spacing w:before="0" w:after="0" w:line="240" w:lineRule="auto"/>
+        <w:ind w:firstLine="0"/>
+        <w:jc w:val="both"/>
+      </w:pPr>
+      <w:r>
+        <w:rPr>
+          <w:rFonts w:ascii="Times New Roman" w:hAnsi="Times New Roman"/>
+          <w:b w:val="0"/>
+          <w:sz w:val="24"/>
+        </w:rPr>
+      </w:r>
+    </w:p>
+    <w:p>
+      <w:pPr>
+        <w:spacing w:before="0" w:after="0" w:line="240" w:lineRule="auto"/>
         <w:ind w:firstLine="0"/>
         <w:jc w:val="center"/>
       </w:pPr>
@@ -12,29 +56,88 @@
         <w:rPr>
           <w:rFonts w:ascii="Times New Roman" w:hAnsi="Times New Roman"/>
           <w:b/>
-          <w:sz w:val="28"/>
+          <w:sz w:val="24"/>
         </w:rPr>
         <w:t>СОЗДАНИЕ ПОЛЬЗОВАТЕЛЬСКОГО ИНТЕРФЕЙСА CLOVER ДЛЯ УПРАВЛЕНИЯ БПЛА В ОБРАЗОВАТЕЛЬНОМ КОНТУРЕ НВГУ</w:t>
       </w:r>
     </w:p>
     <w:p>
       <w:pPr>
-        <w:spacing w:line="360" w:lineRule="auto" w:before="0" w:after="0"/>
+        <w:spacing w:before="0" w:after="0" w:line="240" w:lineRule="auto"/>
         <w:ind w:firstLine="0"/>
-        <w:jc w:val="right"/>
+        <w:jc w:val="both"/>
       </w:pPr>
       <w:r>
         <w:rPr>
           <w:rFonts w:ascii="Times New Roman" w:hAnsi="Times New Roman"/>
-          <w:b/>
-          <w:sz w:val="28"/>
+          <w:b w:val="0"/>
+          <w:sz w:val="24"/>
         </w:rPr>
-        <w:t>Иванов Иван Иванович, Петров Петр Петрович</w:t>
       </w:r>
     </w:p>
     <w:p>
       <w:pPr>
-        <w:spacing w:line="360" w:lineRule="auto" w:before="0" w:after="0"/>
+        <w:spacing w:before="0" w:after="0" w:line="240" w:lineRule="auto"/>
+        <w:ind w:firstLine="567"/>
+        <w:jc w:val="both"/>
+      </w:pPr>
+      <w:r>
+        <w:rPr>
+          <w:rFonts w:ascii="Times New Roman" w:hAnsi="Times New Roman"/>
+          <w:b w:val="0"/>
+          <w:sz w:val="24"/>
+        </w:rPr>
+        <w:t>Развитие лабораторных практикумов по беспилотным авиационным системам требует единых и устойчивых инструментов управления полетом. В учебной работе НВГУ платформа Clover широко применяется в задачах базовой навигации и отработки сценариев автономного движения. При этом фрагментарное управление через разные окна терминала и сервисные панели усложняет работу начинающего оператора и увеличивает вероятность ошибочных действий [1, с. 66].</w:t>
+      </w:r>
+    </w:p>
+    <w:p>
+      <w:pPr>
+        <w:spacing w:before="0" w:after="0" w:line="240" w:lineRule="auto"/>
+        <w:ind w:firstLine="567"/>
+        <w:jc w:val="both"/>
+      </w:pPr>
+      <w:r>
+        <w:rPr>
+          <w:rFonts w:ascii="Times New Roman" w:hAnsi="Times New Roman"/>
+          <w:b w:val="0"/>
+          <w:sz w:val="24"/>
+        </w:rPr>
+        <w:t>Цель работы — разработать пользовательский веб-интерфейс Clover для образовательного контура НВГУ и оценить его применимость в учебных сценариях. Для достижения цели решались задачи: определить функциональные требования к операторской панели, реализовать модули подключения и отправки команд, интегрировать телеметрию и визуальный контроль, а также провести апробацию на лабораторном стенде [2, с. 117].</w:t>
+      </w:r>
+    </w:p>
+    <w:p>
+      <w:pPr>
+        <w:spacing w:before="0" w:after="0" w:line="240" w:lineRule="auto"/>
+        <w:ind w:firstLine="567"/>
+        <w:jc w:val="both"/>
+      </w:pPr>
+      <w:r>
+        <w:rPr>
+          <w:rFonts w:ascii="Times New Roman" w:hAnsi="Times New Roman"/>
+          <w:b w:val="0"/>
+          <w:sz w:val="24"/>
+        </w:rPr>
+        <w:t>Архитектура интерфейса построена по модульному принципу и включает блоки подключения к ROS Bridge, управления полетом, отображения карты, телеметрии и камеры. Такой подход упрощает сопровождение кода и локализует возможные ошибки по функциональным зонам. Дополнительно реализованы проверки состояния канала связи и уведомления оператора, что снижает время диагностики при сетевых сбоях [3, с. 95].</w:t>
+      </w:r>
+    </w:p>
+    <w:p>
+      <w:pPr>
+        <w:spacing w:before="0" w:after="0" w:line="240" w:lineRule="auto"/>
+        <w:ind w:firstLine="567"/>
+        <w:jc w:val="both"/>
+      </w:pPr>
+      <w:r>
+        <w:rPr>
+          <w:rFonts w:ascii="Times New Roman" w:hAnsi="Times New Roman"/>
+          <w:b w:val="0"/>
+          <w:sz w:val="24"/>
+        </w:rPr>
+        <w:t>В инженерной части интерфейс реализует команды взлета, навигации, посадки, переключения режимов и базовой предполетной проверки. Для критических действий предусмотрены подтверждения, а ввод числовых параметров ограничен допустимыми диапазонами. Это повышает безопасность проведения учебных полетов и дисциплинирует процедуру выполнения лабораторной работы [4, с. 30].</w:t>
+      </w:r>
+    </w:p>
+    <w:p>
+      <w:pPr>
+        <w:spacing w:before="0" w:after="0" w:line="240" w:lineRule="auto"/>
         <w:ind w:firstLine="0"/>
         <w:jc w:val="right"/>
       </w:pPr>
@@ -42,339 +145,24 @@
         <w:rPr>
           <w:rFonts w:ascii="Times New Roman" w:hAnsi="Times New Roman"/>
           <w:b w:val="0"/>
-          <w:sz w:val="28"/>
+          <w:sz w:val="22"/>
         </w:rPr>
-        <w:t>к.т.н., доцент; магистрант</w:t>
+        <w:t>Таблица 1</w:t>
       </w:r>
     </w:p>
     <w:p>
       <w:pPr>
-        <w:spacing w:line="360" w:lineRule="auto" w:before="0" w:after="0"/>
-        <w:ind w:firstLine="0"/>
-        <w:jc w:val="right"/>
-      </w:pPr>
-      <w:r>
-        <w:rPr>
-          <w:rFonts w:ascii="Times New Roman" w:hAnsi="Times New Roman"/>
-          <w:b w:val="0"/>
-          <w:sz w:val="28"/>
-        </w:rPr>
-        <w:t>ФГБОУ ВО «Нижневартовский государственный университет (НВГУ)»</w:t>
-      </w:r>
-    </w:p>
-    <w:p>
-      <w:pPr>
-        <w:spacing w:line="360" w:lineRule="auto" w:before="0" w:after="0"/>
-        <w:ind w:firstLine="0"/>
-        <w:jc w:val="both"/>
-      </w:pPr>
-      <w:r>
-        <w:rPr>
-          <w:rFonts w:ascii="Times New Roman" w:hAnsi="Times New Roman"/>
-          <w:b w:val="0"/>
-          <w:sz w:val="28"/>
-        </w:rPr>
-      </w:r>
-      <w:r>
-        <w:rPr>
-          <w:rFonts w:ascii="Times New Roman" w:hAnsi="Times New Roman"/>
-          <w:b/>
-          <w:sz w:val="28"/>
-        </w:rPr>
-        <w:t xml:space="preserve">Ключевое слово: Аннотация: </w:t>
-      </w:r>
-      <w:r>
-        <w:rPr>
-          <w:rFonts w:ascii="Times New Roman" w:hAnsi="Times New Roman"/>
-          <w:b w:val="0"/>
-          <w:sz w:val="28"/>
-        </w:rPr>
-        <w:t>В работе представлено исследование и практическая реализация пользовательского веб-интерфейса проекта Clover, предназначенного для управления беспилотным летательным аппаратом в учебно-лабораторной среде НВГУ. Рассмотрены архитектура клиентской части, организация подключения к ROS Bridge, механизмы отправки команд полета, визуализация телеметрии и проверка работоспособности видеоканала. Показано, что модульный подход к разработке интерфейса повышает надежность взаимодействия с БПЛА, снижает число операторских ошибок и обеспечивает воспроизводимость практических занятий по робототехнике и автономным системам.</w:t>
-      </w:r>
-    </w:p>
-    <w:p>
-      <w:pPr>
-        <w:spacing w:line="360" w:lineRule="auto" w:before="0" w:after="0"/>
-        <w:ind w:firstLine="0"/>
-        <w:jc w:val="both"/>
-      </w:pPr>
-      <w:r>
-        <w:rPr>
-          <w:rFonts w:ascii="Times New Roman" w:hAnsi="Times New Roman"/>
-          <w:b w:val="0"/>
-          <w:sz w:val="28"/>
-        </w:rPr>
-      </w:r>
-      <w:r>
-        <w:rPr>
-          <w:rFonts w:ascii="Times New Roman" w:hAnsi="Times New Roman"/>
-          <w:b/>
-          <w:sz w:val="28"/>
-        </w:rPr>
-        <w:t xml:space="preserve">Ключевое слово: Ключевые слова: </w:t>
-      </w:r>
-      <w:r>
-        <w:rPr>
-          <w:rFonts w:ascii="Times New Roman" w:hAnsi="Times New Roman"/>
-          <w:b w:val="0"/>
-          <w:sz w:val="28"/>
-        </w:rPr>
-        <w:t>Clover, БПЛА, пользовательский интерфейс, ROS Bridge, телеметрия, веб-приложение, НВГУ, управление дроном</w:t>
-      </w:r>
-    </w:p>
-    <w:p>
-      <w:pPr>
-        <w:spacing w:line="360" w:lineRule="auto" w:before="0" w:after="0"/>
+        <w:spacing w:before="0" w:after="0" w:line="240" w:lineRule="auto"/>
         <w:ind w:firstLine="0"/>
         <w:jc w:val="center"/>
       </w:pPr>
       <w:r>
         <w:rPr>
           <w:rFonts w:ascii="Times New Roman" w:hAnsi="Times New Roman"/>
-          <w:b/>
-          <w:sz w:val="28"/>
+          <w:b w:val="0"/>
+          <w:sz w:val="22"/>
         </w:rPr>
-        <w:t>DEVELOPMENT OF A CLOVER USER INTERFACE FOR UAV CONTROL IN THE EDUCATIONAL ENVIRONMENT OF NVSU</w:t>
-      </w:r>
-    </w:p>
-    <w:p>
-      <w:pPr>
-        <w:spacing w:line="360" w:lineRule="auto" w:before="0" w:after="0"/>
-        <w:ind w:firstLine="0"/>
-        <w:jc w:val="right"/>
-      </w:pPr>
-      <w:r>
-        <w:rPr>
-          <w:rFonts w:ascii="Times New Roman" w:hAnsi="Times New Roman"/>
-          <w:b w:val="0"/>
-          <w:sz w:val="28"/>
-        </w:rPr>
-        <w:t>Ivanov Ivan Ivanovich, Petrov Petr Petrovich</w:t>
-      </w:r>
-    </w:p>
-    <w:p>
-      <w:pPr>
-        <w:spacing w:line="360" w:lineRule="auto" w:before="0" w:after="0"/>
-        <w:ind w:firstLine="0"/>
-        <w:jc w:val="both"/>
-      </w:pPr>
-      <w:r>
-        <w:rPr>
-          <w:rFonts w:ascii="Times New Roman" w:hAnsi="Times New Roman"/>
-          <w:b w:val="0"/>
-          <w:sz w:val="28"/>
-        </w:rPr>
-      </w:r>
-      <w:r>
-        <w:rPr>
-          <w:rFonts w:ascii="Times New Roman" w:hAnsi="Times New Roman"/>
-          <w:b/>
-          <w:sz w:val="28"/>
-        </w:rPr>
-        <w:t xml:space="preserve">Abstract: </w:t>
-      </w:r>
-      <w:r>
-        <w:rPr>
-          <w:rFonts w:ascii="Times New Roman" w:hAnsi="Times New Roman"/>
-          <w:b w:val="0"/>
-          <w:sz w:val="28"/>
-        </w:rPr>
-        <w:t>The paper presents the research and implementation of a Clover web user interface for UAV control in the educational laboratory environment of NVSU. The study discusses client-side architecture, ROS Bridge connection, flight command delivery, telemetry visualization, and video channel diagnostics. The results show that a modular interface design increases interaction reliability, reduces operator errors, and improves reproducibility of hands-on classes in robotics and autonomous systems.</w:t>
-      </w:r>
-    </w:p>
-    <w:p>
-      <w:pPr>
-        <w:spacing w:line="360" w:lineRule="auto" w:before="0" w:after="0"/>
-        <w:ind w:firstLine="0"/>
-        <w:jc w:val="both"/>
-      </w:pPr>
-      <w:r>
-        <w:rPr>
-          <w:rFonts w:ascii="Times New Roman" w:hAnsi="Times New Roman"/>
-          <w:b w:val="0"/>
-          <w:sz w:val="28"/>
-        </w:rPr>
-      </w:r>
-      <w:r>
-        <w:rPr>
-          <w:rFonts w:ascii="Times New Roman" w:hAnsi="Times New Roman"/>
-          <w:b/>
-          <w:sz w:val="28"/>
-        </w:rPr>
-        <w:t xml:space="preserve">Key words: </w:t>
-      </w:r>
-      <w:r>
-        <w:rPr>
-          <w:rFonts w:ascii="Times New Roman" w:hAnsi="Times New Roman"/>
-          <w:b w:val="0"/>
-          <w:sz w:val="28"/>
-        </w:rPr>
-        <w:t>Clover, UAV, user interface, ROS Bridge, telemetry, web application, NVSU, drone control</w:t>
-      </w:r>
-    </w:p>
-    <w:p>
-      <w:pPr>
-        <w:spacing w:line="360" w:lineRule="auto" w:before="0" w:after="0"/>
-        <w:ind w:firstLine="0"/>
-        <w:jc w:val="left"/>
-      </w:pPr>
-      <w:r>
-        <w:rPr>
-          <w:rFonts w:ascii="Times New Roman" w:hAnsi="Times New Roman"/>
-          <w:b/>
-          <w:sz w:val="28"/>
-        </w:rPr>
-        <w:t>Введение</w:t>
-      </w:r>
-    </w:p>
-    <w:p>
-      <w:pPr>
-        <w:spacing w:line="360" w:lineRule="auto" w:before="0" w:after="0"/>
-        <w:ind w:firstLine="709"/>
-        <w:jc w:val="both"/>
-      </w:pPr>
-      <w:r>
-        <w:rPr>
-          <w:rFonts w:ascii="Times New Roman" w:hAnsi="Times New Roman"/>
-          <w:b w:val="0"/>
-          <w:sz w:val="28"/>
-        </w:rPr>
-        <w:t>Развитие образовательной робототехники и программ подготовки по беспилотным авиационным системам требует создания удобных и безопасных инструментов взаимодействия оператора с летательным аппаратом. В университетской практике часто применяется платформа Clover, построенная на связке ROS, MAVROS и PX4. Вместе с тем в ряде учебных лабораторий сохраняется проблема фрагментарного управления: запуск команд осуществляется через терминал, контроль параметров полета ведется в отдельных окнах, а оперативная диагностика соединения отсутствует. Такая организация усложняет работу студентов и повышает риск ошибочных действий [1, с. 41].</w:t>
-      </w:r>
-    </w:p>
-    <w:p>
-      <w:pPr>
-        <w:spacing w:line="360" w:lineRule="auto" w:before="0" w:after="0"/>
-        <w:ind w:firstLine="709"/>
-        <w:jc w:val="both"/>
-      </w:pPr>
-      <w:r>
-        <w:rPr>
-          <w:rFonts w:ascii="Times New Roman" w:hAnsi="Times New Roman"/>
-          <w:b w:val="0"/>
-          <w:sz w:val="28"/>
-        </w:rPr>
-        <w:t>Для НВГУ задача разработки единого пользовательского интерфейса стала актуальной в контексте расширения практико-ориентированных дисциплин. От обучающихся требуется не только знание теории управления БПЛА, но и способность оперативно выполнять взлет, навигацию, посадку, проверку бортовых параметров и контроль видеоканала в реальном времени. Следовательно, интерфейс должен быть интуитивно понятным, технологически устойчивым и воспроизводимым при использовании в разных учебных группах [2].</w:t>
-      </w:r>
-    </w:p>
-    <w:p>
-      <w:pPr>
-        <w:spacing w:line="360" w:lineRule="auto" w:before="0" w:after="0"/>
-        <w:ind w:firstLine="709"/>
-        <w:jc w:val="both"/>
-      </w:pPr>
-      <w:r>
-        <w:rPr>
-          <w:rFonts w:ascii="Times New Roman" w:hAnsi="Times New Roman"/>
-          <w:b w:val="0"/>
-          <w:sz w:val="28"/>
-        </w:rPr>
-        <w:t>Цель исследования — разработать и обосновать архитектуру веб-интерфейса Clover для управления БПЛА в образовательном контуре НВГУ. Для достижения цели решались задачи: проанализировать требования к операторской панели; реализовать модули подключения, телеметрии и отправки команд; внедрить механизмы самопроверки и восстановления соединения; провести экспериментальную апробацию интерфейса в учебно-лабораторных сценариях.</w:t>
-      </w:r>
-    </w:p>
-    <w:p>
-      <w:pPr>
-        <w:spacing w:line="360" w:lineRule="auto" w:before="0" w:after="0"/>
-        <w:ind w:firstLine="0"/>
-        <w:jc w:val="left"/>
-      </w:pPr>
-      <w:r>
-        <w:rPr>
-          <w:rFonts w:ascii="Times New Roman" w:hAnsi="Times New Roman"/>
-          <w:b/>
-          <w:sz w:val="28"/>
-        </w:rPr>
-        <w:t>Основная часть</w:t>
-      </w:r>
-    </w:p>
-    <w:p>
-      <w:pPr>
-        <w:spacing w:line="360" w:lineRule="auto" w:before="0" w:after="0"/>
-        <w:ind w:firstLine="0"/>
-        <w:jc w:val="left"/>
-      </w:pPr>
-      <w:r>
-        <w:rPr>
-          <w:rFonts w:ascii="Times New Roman" w:hAnsi="Times New Roman"/>
-          <w:b/>
-          <w:sz w:val="28"/>
-        </w:rPr>
-        <w:t>1. Архитектура интерфейса и программная реализация</w:t>
-      </w:r>
-    </w:p>
-    <w:p>
-      <w:pPr>
-        <w:spacing w:line="360" w:lineRule="auto" w:before="0" w:after="0"/>
-        <w:ind w:firstLine="709"/>
-        <w:jc w:val="both"/>
-      </w:pPr>
-      <w:r>
-        <w:rPr>
-          <w:rFonts w:ascii="Times New Roman" w:hAnsi="Times New Roman"/>
-          <w:b w:val="0"/>
-          <w:sz w:val="28"/>
-        </w:rPr>
-        <w:t>Разработанный интерфейс реализован как веб-приложение с модульной структурой исходного кода. Файл ui.js отвечает за инициализацию состояния приложения, конфигурацию адресов ROS Bridge и видеопотока, переключение вкладок, уведомления оператора и базовую визуализацию карты. Модуль connection.js реализует жизненный цикл WebSocket-соединения, диагностику сети, обработку переподключения и очередь команд при временной потере канала. Модуль commands.js формирует сервисные вызовы /navigate, /navigate_global, /land, /mavros/set_mode, /mavros/cmd/arming и другие управляющие сообщения. Такое разделение логики упрощает сопровождение и делает систему масштабируемой.</w:t>
-      </w:r>
-    </w:p>
-    <w:p>
-      <w:pPr>
-        <w:spacing w:line="360" w:lineRule="auto" w:before="0" w:after="0"/>
-        <w:ind w:firstLine="709"/>
-        <w:jc w:val="both"/>
-      </w:pPr>
-      <w:r>
-        <w:rPr>
-          <w:rFonts w:ascii="Times New Roman" w:hAnsi="Times New Roman"/>
-          <w:b w:val="0"/>
-          <w:sz w:val="28"/>
-        </w:rPr>
-        <w:t>С точки зрения пользовательского опыта интерфейс строится вокруг понятной структуры вкладок: «подключение», «управление», «карта», «камера», «настройки», «справка». На этапе подключения выполняется серия экспресс-проверок, включающая доступность хоста, статус rosbridge, работоспособность видеопотока и поступление телеметрических данных. Визуальные индикаторы состояний (ожидание, проверка, успешно, ошибка) позволяют оператору быстро определить источник проблемы и принять корректирующее решение без обращения к низкоуровневым журналам [3].</w:t>
-      </w:r>
-    </w:p>
-    <w:p>
-      <w:pPr>
-        <w:spacing w:line="360" w:lineRule="auto" w:before="0" w:after="0"/>
-        <w:ind w:firstLine="709"/>
-        <w:jc w:val="both"/>
-      </w:pPr>
-      <w:r>
-        <w:rPr>
-          <w:rFonts w:ascii="Times New Roman" w:hAnsi="Times New Roman"/>
-          <w:b w:val="0"/>
-          <w:sz w:val="28"/>
-        </w:rPr>
-        <w:t>Для минимизации операторских ошибок реализована валидация числовых параметров команд: диапазон высоты, скорости, географических координат и угла рыскания ограничивается безопасными пределами. Критические действия, такие как Arm и посадка, сопровождаются подтверждающими диалогами. Дополнительно применен механизм уведомлений с временной меткой, что обеспечивает трассируемость действий обучающегося в рамках лабораторной работы и повышает методическую ценность интерфейса для преподавателя.</w:t>
-      </w:r>
-    </w:p>
-    <w:p>
-      <w:pPr>
-        <w:spacing w:line="360" w:lineRule="auto" w:before="0" w:after="0"/>
-        <w:ind w:firstLine="0"/>
-        <w:jc w:val="right"/>
-      </w:pPr>
-      <w:r>
-        <w:rPr>
-          <w:rFonts w:ascii="Times New Roman" w:hAnsi="Times New Roman"/>
-          <w:b w:val="0"/>
-          <w:sz w:val="28"/>
-        </w:rPr>
-        <w:t>Таблица 1</w:t>
-      </w:r>
-    </w:p>
-    <w:p>
-      <w:pPr>
-        <w:spacing w:line="360" w:lineRule="auto" w:before="0" w:after="0"/>
-        <w:ind w:firstLine="0"/>
-        <w:jc w:val="center"/>
-      </w:pPr>
-      <w:r>
-        <w:rPr>
-          <w:rFonts w:ascii="Times New Roman" w:hAnsi="Times New Roman"/>
-          <w:b/>
-          <w:sz w:val="28"/>
-        </w:rPr>
-        <w:t>Функциональные модули интерфейса Clover и их назначение</w:t>
+        <w:t>Функциональные модули интерфейса Clover и их назначение [составлено автором]</w:t>
       </w:r>
     </w:p>
     <w:tbl>
@@ -395,13 +183,14 @@
           </w:tcPr>
           <w:p>
             <w:pPr>
-              <w:spacing w:line="240" w:lineRule="auto" w:before="0" w:after="0"/>
+              <w:spacing w:before="0" w:after="0" w:line="240" w:lineRule="auto"/>
+              <w:ind w:firstLine="0"/>
               <w:jc w:val="center"/>
             </w:pPr>
             <w:r>
               <w:rPr>
                 <w:rFonts w:ascii="Times New Roman" w:hAnsi="Times New Roman"/>
-                <w:b w:val="0"/>
+                <w:b/>
                 <w:sz w:val="22"/>
               </w:rPr>
               <w:t>Модуль</w:t>
@@ -414,13 +203,14 @@
           </w:tcPr>
           <w:p>
             <w:pPr>
-              <w:spacing w:line="240" w:lineRule="auto" w:before="0" w:after="0"/>
+              <w:spacing w:before="0" w:after="0" w:line="240" w:lineRule="auto"/>
+              <w:ind w:firstLine="0"/>
               <w:jc w:val="center"/>
             </w:pPr>
             <w:r>
               <w:rPr>
                 <w:rFonts w:ascii="Times New Roman" w:hAnsi="Times New Roman"/>
-                <w:b w:val="0"/>
+                <w:b/>
                 <w:sz w:val="22"/>
               </w:rPr>
               <w:t>Ключевые функции</w:t>
@@ -433,13 +223,14 @@
           </w:tcPr>
           <w:p>
             <w:pPr>
-              <w:spacing w:line="240" w:lineRule="auto" w:before="0" w:after="0"/>
+              <w:spacing w:before="0" w:after="0" w:line="240" w:lineRule="auto"/>
+              <w:ind w:firstLine="0"/>
               <w:jc w:val="center"/>
             </w:pPr>
             <w:r>
               <w:rPr>
                 <w:rFonts w:ascii="Times New Roman" w:hAnsi="Times New Roman"/>
-                <w:b w:val="0"/>
+                <w:b/>
                 <w:sz w:val="22"/>
               </w:rPr>
               <w:t>Практическая роль</w:t>
@@ -454,7 +245,8 @@
           </w:tcPr>
           <w:p>
             <w:pPr>
-              <w:spacing w:line="240" w:lineRule="auto" w:before="0" w:after="0"/>
+              <w:spacing w:before="0" w:after="0" w:line="240" w:lineRule="auto"/>
+              <w:ind w:firstLine="0"/>
               <w:jc w:val="center"/>
             </w:pPr>
             <w:r>
@@ -463,7 +255,7 @@
                 <w:b w:val="0"/>
                 <w:sz w:val="22"/>
               </w:rPr>
-              <w:t>ui.js</w:t>
+              <w:t>Блок подключения</w:t>
             </w:r>
           </w:p>
         </w:tc>
@@ -473,7 +265,8 @@
           </w:tcPr>
           <w:p>
             <w:pPr>
-              <w:spacing w:line="240" w:lineRule="auto" w:before="0" w:after="0"/>
+              <w:spacing w:before="0" w:after="0" w:line="240" w:lineRule="auto"/>
+              <w:ind w:firstLine="0"/>
               <w:jc w:val="center"/>
             </w:pPr>
             <w:r>
@@ -482,7 +275,7 @@
                 <w:b w:val="0"/>
                 <w:sz w:val="22"/>
               </w:rPr>
-              <w:t>инициализация, вкладки, уведомления</w:t>
+              <w:t>WebSocket, диагностика канала</w:t>
             </w:r>
           </w:p>
         </w:tc>
@@ -492,7 +285,8 @@
           </w:tcPr>
           <w:p>
             <w:pPr>
-              <w:spacing w:line="240" w:lineRule="auto" w:before="0" w:after="0"/>
+              <w:spacing w:before="0" w:after="0" w:line="240" w:lineRule="auto"/>
+              <w:ind w:firstLine="0"/>
               <w:jc w:val="center"/>
             </w:pPr>
             <w:r>
@@ -501,7 +295,7 @@
                 <w:b w:val="0"/>
                 <w:sz w:val="22"/>
               </w:rPr>
-              <w:t>единая точка взаимодействия оператора</w:t>
+              <w:t>Стабильное соединение с ROS Bridge</w:t>
             </w:r>
           </w:p>
         </w:tc>
@@ -513,7 +307,8 @@
           </w:tcPr>
           <w:p>
             <w:pPr>
-              <w:spacing w:line="240" w:lineRule="auto" w:before="0" w:after="0"/>
+              <w:spacing w:before="0" w:after="0" w:line="240" w:lineRule="auto"/>
+              <w:ind w:firstLine="0"/>
               <w:jc w:val="center"/>
             </w:pPr>
             <w:r>
@@ -522,7 +317,7 @@
                 <w:b w:val="0"/>
                 <w:sz w:val="22"/>
               </w:rPr>
-              <w:t>connection.js</w:t>
+              <w:t>Блок управления</w:t>
             </w:r>
           </w:p>
         </w:tc>
@@ -532,7 +327,8 @@
           </w:tcPr>
           <w:p>
             <w:pPr>
-              <w:spacing w:line="240" w:lineRule="auto" w:before="0" w:after="0"/>
+              <w:spacing w:before="0" w:after="0" w:line="240" w:lineRule="auto"/>
+              <w:ind w:firstLine="0"/>
               <w:jc w:val="center"/>
             </w:pPr>
             <w:r>
@@ -541,7 +337,7 @@
                 <w:b w:val="0"/>
                 <w:sz w:val="22"/>
               </w:rPr>
-              <w:t>WebSocket, переподключение, проверки</w:t>
+              <w:t>Взлет, навигация, посадка</w:t>
             </w:r>
           </w:p>
         </w:tc>
@@ -551,7 +347,8 @@
           </w:tcPr>
           <w:p>
             <w:pPr>
-              <w:spacing w:line="240" w:lineRule="auto" w:before="0" w:after="0"/>
+              <w:spacing w:before="0" w:after="0" w:line="240" w:lineRule="auto"/>
+              <w:ind w:firstLine="0"/>
               <w:jc w:val="center"/>
             </w:pPr>
             <w:r>
@@ -560,7 +357,7 @@
                 <w:b w:val="0"/>
                 <w:sz w:val="22"/>
               </w:rPr>
-              <w:t>надежность канала связи с ROS Bridge</w:t>
+              <w:t>Отработка операторских действий</w:t>
             </w:r>
           </w:p>
         </w:tc>
@@ -572,7 +369,8 @@
           </w:tcPr>
           <w:p>
             <w:pPr>
-              <w:spacing w:line="240" w:lineRule="auto" w:before="0" w:after="0"/>
+              <w:spacing w:before="0" w:after="0" w:line="240" w:lineRule="auto"/>
+              <w:ind w:firstLine="0"/>
               <w:jc w:val="center"/>
             </w:pPr>
             <w:r>
@@ -581,7 +379,7 @@
                 <w:b w:val="0"/>
                 <w:sz w:val="22"/>
               </w:rPr>
-              <w:t>commands.js</w:t>
+              <w:t>Блок телеметрии</w:t>
             </w:r>
           </w:p>
         </w:tc>
@@ -591,7 +389,8 @@
           </w:tcPr>
           <w:p>
             <w:pPr>
-              <w:spacing w:line="240" w:lineRule="auto" w:before="0" w:after="0"/>
+              <w:spacing w:before="0" w:after="0" w:line="240" w:lineRule="auto"/>
+              <w:ind w:firstLine="0"/>
               <w:jc w:val="center"/>
             </w:pPr>
             <w:r>
@@ -600,7 +399,7 @@
                 <w:b w:val="0"/>
                 <w:sz w:val="22"/>
               </w:rPr>
-              <w:t>взлет, навигация, посадка, режимы</w:t>
+              <w:t>Позиция, заряд, статус</w:t>
             </w:r>
           </w:p>
         </w:tc>
@@ -610,7 +409,8 @@
           </w:tcPr>
           <w:p>
             <w:pPr>
-              <w:spacing w:line="240" w:lineRule="auto" w:before="0" w:after="0"/>
+              <w:spacing w:before="0" w:after="0" w:line="240" w:lineRule="auto"/>
+              <w:ind w:firstLine="0"/>
               <w:jc w:val="center"/>
             </w:pPr>
             <w:r>
@@ -619,7 +419,7 @@
                 <w:b w:val="0"/>
                 <w:sz w:val="22"/>
               </w:rPr>
-              <w:t>управление БПЛА в учебных сценариях</w:t>
+              <w:t>Мониторинг состояния БПЛА</w:t>
             </w:r>
           </w:p>
         </w:tc>
@@ -631,7 +431,8 @@
           </w:tcPr>
           <w:p>
             <w:pPr>
-              <w:spacing w:line="240" w:lineRule="auto" w:before="0" w:after="0"/>
+              <w:spacing w:before="0" w:after="0" w:line="240" w:lineRule="auto"/>
+              <w:ind w:firstLine="0"/>
               <w:jc w:val="center"/>
             </w:pPr>
             <w:r>
@@ -640,7 +441,7 @@
                 <w:b w:val="0"/>
                 <w:sz w:val="22"/>
               </w:rPr>
-              <w:t>telemetry.js</w:t>
+              <w:t>Блок визуализации</w:t>
             </w:r>
           </w:p>
         </w:tc>
@@ -650,7 +451,8 @@
           </w:tcPr>
           <w:p>
             <w:pPr>
-              <w:spacing w:line="240" w:lineRule="auto" w:before="0" w:after="0"/>
+              <w:spacing w:before="0" w:after="0" w:line="240" w:lineRule="auto"/>
+              <w:ind w:firstLine="0"/>
               <w:jc w:val="center"/>
             </w:pPr>
             <w:r>
@@ -659,7 +461,7 @@
                 <w:b w:val="0"/>
                 <w:sz w:val="22"/>
               </w:rPr>
-              <w:t>подписки на pose/battery и обработка</w:t>
+              <w:t>Карта и видеопоток</w:t>
             </w:r>
           </w:p>
         </w:tc>
@@ -669,7 +471,8 @@
           </w:tcPr>
           <w:p>
             <w:pPr>
-              <w:spacing w:line="240" w:lineRule="auto" w:before="0" w:after="0"/>
+              <w:spacing w:before="0" w:after="0" w:line="240" w:lineRule="auto"/>
+              <w:ind w:firstLine="0"/>
               <w:jc w:val="center"/>
             </w:pPr>
             <w:r>
@@ -678,66 +481,7 @@
                 <w:b w:val="0"/>
                 <w:sz w:val="22"/>
               </w:rPr>
-              <w:t>контроль состояния дрона в реальном времени</w:t>
-            </w:r>
-          </w:p>
-        </w:tc>
-      </w:tr>
-      <w:tr>
-        <w:tc>
-          <w:tcPr>
-            <w:tcW w:type="dxa" w:w="3324"/>
-          </w:tcPr>
-          <w:p>
-            <w:pPr>
-              <w:spacing w:line="240" w:lineRule="auto" w:before="0" w:after="0"/>
-              <w:jc w:val="center"/>
-            </w:pPr>
-            <w:r>
-              <w:rPr>
-                <w:rFonts w:ascii="Times New Roman" w:hAnsi="Times New Roman"/>
-                <w:b w:val="0"/>
-                <w:sz w:val="22"/>
-              </w:rPr>
-              <w:t>index.html</w:t>
-            </w:r>
-          </w:p>
-        </w:tc>
-        <w:tc>
-          <w:tcPr>
-            <w:tcW w:type="dxa" w:w="3324"/>
-          </w:tcPr>
-          <w:p>
-            <w:pPr>
-              <w:spacing w:line="240" w:lineRule="auto" w:before="0" w:after="0"/>
-              <w:jc w:val="center"/>
-            </w:pPr>
-            <w:r>
-              <w:rPr>
-                <w:rFonts w:ascii="Times New Roman" w:hAnsi="Times New Roman"/>
-                <w:b w:val="0"/>
-                <w:sz w:val="22"/>
-              </w:rPr>
-              <w:t>структура страниц и элементов UI</w:t>
-            </w:r>
-          </w:p>
-        </w:tc>
-        <w:tc>
-          <w:tcPr>
-            <w:tcW w:type="dxa" w:w="3324"/>
-          </w:tcPr>
-          <w:p>
-            <w:pPr>
-              <w:spacing w:line="240" w:lineRule="auto" w:before="0" w:after="0"/>
-              <w:jc w:val="center"/>
-            </w:pPr>
-            <w:r>
-              <w:rPr>
-                <w:rFonts w:ascii="Times New Roman" w:hAnsi="Times New Roman"/>
-                <w:b w:val="0"/>
-                <w:sz w:val="22"/>
-              </w:rPr>
-              <w:t>визуальная организация панели оператора</w:t>
+              <w:t>Ситуационная осведомленность оператора</w:t>
             </w:r>
           </w:p>
         </w:tc>
@@ -745,102 +489,43 @@
     </w:tbl>
     <w:p>
       <w:pPr>
-        <w:spacing w:line="360" w:lineRule="auto" w:before="0" w:after="0"/>
-        <w:ind w:firstLine="0"/>
-        <w:jc w:val="left"/>
-      </w:pPr>
-      <w:r>
-        <w:rPr>
-          <w:rFonts w:ascii="Times New Roman" w:hAnsi="Times New Roman"/>
-          <w:b/>
-          <w:sz w:val="28"/>
-        </w:rPr>
-        <w:t>2. Экспериментальная апробация в НВГУ</w:t>
-      </w:r>
-    </w:p>
-    <w:p>
-      <w:pPr>
-        <w:spacing w:line="360" w:lineRule="auto" w:before="0" w:after="0"/>
-        <w:ind w:firstLine="709"/>
+        <w:spacing w:before="0" w:after="0" w:line="240" w:lineRule="auto"/>
+        <w:ind w:firstLine="567"/>
         <w:jc w:val="both"/>
       </w:pPr>
       <w:r>
         <w:rPr>
           <w:rFonts w:ascii="Times New Roman" w:hAnsi="Times New Roman"/>
           <w:b w:val="0"/>
-          <w:sz w:val="28"/>
+          <w:sz w:val="24"/>
         </w:rPr>
-        <w:t>Проверка работоспособности интерфейса проводилась в лаборатории БАС НВГУ на стенде с БПЛА Clover и типовым набором сервисов ROS. Эксперимент включал три сценария: базовый взлет и удержание высоты; перемещение по локальным координатам; завершение полета с посадкой и отключением. Отдельно оценивалась устойчивость работы при кратковременном разрыве связи с rosbridge. В ходе тестов наблюдалась корректная обработка повторного подключения и доставка команд из очереди после восстановления канала. Это подтвердило эффективность заложенных механизмов отказоустойчивости.</w:t>
+        <w:t>Экспериментальная апробация проводилась на учебном стенде Clover в трех сценариях: взлет и удержание высоты, локальное перемещение, завершение полета с посадкой. Наблюдения показали, что единое окно управления сокращает время выполнения типового задания и снижает число технических остановок занятия, связанных с поиском нужного инструмента [5, с. 213].</w:t>
       </w:r>
     </w:p>
     <w:p>
       <w:pPr>
-        <w:spacing w:line="360" w:lineRule="auto" w:before="0" w:after="0"/>
-        <w:ind w:firstLine="709"/>
+        <w:spacing w:before="0" w:after="0" w:line="240" w:lineRule="auto"/>
+        <w:ind w:firstLine="567"/>
         <w:jc w:val="both"/>
       </w:pPr>
       <w:r>
         <w:rPr>
           <w:rFonts w:ascii="Times New Roman" w:hAnsi="Times New Roman"/>
           <w:b w:val="0"/>
-          <w:sz w:val="28"/>
+          <w:sz w:val="24"/>
         </w:rPr>
-        <w:t>С точки зрения удобства использования интерфейс показал высокую учебную применимость. Студенты быстрее осваивали последовательность операторских действий благодаря понятным подписям элементов, цветовым индикаторам и логической группировке функций. Существенным преимуществом стала встроенная диагностическая панель подключения, которая снижала время поиска неисправности при проблемах сети или видеопотока. Наличие карты с отображением текущего положения дрона и блока телеметрии формировало целостную картину полета в одной рабочей среде [4, с. 96].</w:t>
+        <w:t>На рис. 1 представлен полноэкранный вид вкладки «Миссия», используемой для планирования и пошагового запуска команд. На рис. 2 показан полноэкранный вид вкладки «Карта», обеспечивающей пространственный контроль текущего положения БПЛА и маршрута. Оба экрана входят в единый операторский контур интерфейса и используются в рамках одного практического сценария.</w:t>
       </w:r>
     </w:p>
     <w:p>
       <w:pPr>
-        <w:spacing w:line="360" w:lineRule="auto" w:before="0" w:after="0"/>
-        <w:ind w:firstLine="709"/>
-        <w:jc w:val="both"/>
-      </w:pPr>
-      <w:r>
-        <w:rPr>
-          <w:rFonts w:ascii="Times New Roman" w:hAnsi="Times New Roman"/>
-          <w:b w:val="0"/>
-          <w:sz w:val="28"/>
-        </w:rPr>
-        <w:t>Практический анализ выявил и ограничения. Во-первых, при открытии панели по HTTPS и передаче видеопотока по HTTP возможна блокировка mixed content на уровне браузера. Во-вторых, стабильность визуализации камеры зависит от состояния web_video_server или mjpg-streamer на бортовом вычислителе. В-третьих, часть полетных команд определяется текущим состоянием PX4/MAVROS и может требовать дополнительной проверки режима, GPS-фикса или уровня батареи. Указанные ограничения учитывались в методических рекомендациях к проведению занятий.</w:t>
-      </w:r>
-    </w:p>
-    <w:p>
-      <w:pPr>
-        <w:spacing w:line="360" w:lineRule="auto" w:before="0" w:after="0"/>
-        <w:ind w:firstLine="709"/>
-        <w:jc w:val="both"/>
-      </w:pPr>
-      <w:r>
-        <w:rPr>
-          <w:rFonts w:ascii="Times New Roman" w:hAnsi="Times New Roman"/>
-          <w:b w:val="0"/>
-          <w:sz w:val="28"/>
-        </w:rPr>
-        <w:t>Общая схема взаимодействия пользователя с интерфейсом и программно-аппаратным контуром БПЛА представлена на рис. 1. В схеме отражены клиентская панель, rosbridge websocket, сервисы управления полетом и поток телеметрических данных.</w:t>
-      </w:r>
-    </w:p>
-    <w:p>
-      <w:pPr>
-        <w:spacing w:line="360" w:lineRule="auto" w:before="0" w:after="0"/>
         <w:ind w:firstLine="0"/>
-        <w:jc w:val="both"/>
-      </w:pPr>
-      <w:r>
-        <w:rPr>
-          <w:rFonts w:ascii="Times New Roman" w:hAnsi="Times New Roman"/>
-          <w:b w:val="0"/>
-          <w:sz w:val="28"/>
-        </w:rPr>
-      </w:r>
-    </w:p>
-    <w:p>
-      <w:pPr>
-        <w:spacing w:line="240" w:lineRule="auto"/>
         <w:jc w:val="center"/>
       </w:pPr>
       <w:r>
         <w:drawing>
           <wp:inline xmlns:a="http://schemas.openxmlformats.org/drawingml/2006/main" xmlns:pic="http://schemas.openxmlformats.org/drawingml/2006/picture">
-            <wp:extent cx="3960000" cy="3960000"/>
+            <wp:extent cx="5580000" cy="2827561"/>
             <wp:docPr id="1" name="Picture 1"/>
             <wp:cNvGraphicFramePr>
               <a:graphicFrameLocks noChangeAspect="1"/>
@@ -849,7 +534,7 @@
               <a:graphicData uri="http://schemas.openxmlformats.org/drawingml/2006/picture">
                 <pic:pic>
                   <pic:nvPicPr>
-                    <pic:cNvPr id="0" name="logo.png"/>
+                    <pic:cNvPr id="0" name="firefox_eVXLndm37E.png"/>
                     <pic:cNvPicPr/>
                   </pic:nvPicPr>
                   <pic:blipFill>
@@ -861,7 +546,7 @@
                   <pic:spPr>
                     <a:xfrm>
                       <a:off x="0" y="0"/>
-                      <a:ext cx="3960000" cy="3960000"/>
+                      <a:ext cx="5580000" cy="2827561"/>
                     </a:xfrm>
                     <a:prstGeom prst="rect"/>
                   </pic:spPr>
@@ -874,7 +559,121 @@
     </w:p>
     <w:p>
       <w:pPr>
-        <w:spacing w:line="240" w:lineRule="auto" w:before="0" w:after="0"/>
+        <w:spacing w:before="0" w:after="0" w:line="240" w:lineRule="auto"/>
+        <w:ind w:firstLine="0"/>
+        <w:jc w:val="center"/>
+      </w:pPr>
+      <w:r>
+        <w:rPr>
+          <w:rFonts w:ascii="Times New Roman" w:hAnsi="Times New Roman"/>
+          <w:b w:val="0"/>
+          <w:sz w:val="22"/>
+        </w:rPr>
+        <w:t>Рис. 1. Интерфейс Clover: вкладка «Миссия» (полноэкранный режим) [составлено автором]</w:t>
+      </w:r>
+    </w:p>
+    <w:p>
+      <w:pPr>
+        <w:ind w:firstLine="0"/>
+        <w:jc w:val="center"/>
+      </w:pPr>
+      <w:r>
+        <w:drawing>
+          <wp:inline xmlns:a="http://schemas.openxmlformats.org/drawingml/2006/main" xmlns:pic="http://schemas.openxmlformats.org/drawingml/2006/picture">
+            <wp:extent cx="5580000" cy="2856285"/>
+            <wp:docPr id="2" name="Picture 2"/>
+            <wp:cNvGraphicFramePr>
+              <a:graphicFrameLocks noChangeAspect="1"/>
+            </wp:cNvGraphicFramePr>
+            <a:graphic>
+              <a:graphicData uri="http://schemas.openxmlformats.org/drawingml/2006/picture">
+                <pic:pic>
+                  <pic:nvPicPr>
+                    <pic:cNvPr id="0" name="firefox_lP1elOYGUx.png"/>
+                    <pic:cNvPicPr/>
+                  </pic:nvPicPr>
+                  <pic:blipFill>
+                    <a:blip r:embed="rId10"/>
+                    <a:stretch>
+                      <a:fillRect/>
+                    </a:stretch>
+                  </pic:blipFill>
+                  <pic:spPr>
+                    <a:xfrm>
+                      <a:off x="0" y="0"/>
+                      <a:ext cx="5580000" cy="2856285"/>
+                    </a:xfrm>
+                    <a:prstGeom prst="rect"/>
+                  </pic:spPr>
+                </pic:pic>
+              </a:graphicData>
+            </a:graphic>
+          </wp:inline>
+        </w:drawing>
+      </w:r>
+    </w:p>
+    <w:p>
+      <w:pPr>
+        <w:spacing w:before="0" w:after="0" w:line="240" w:lineRule="auto"/>
+        <w:ind w:firstLine="0"/>
+        <w:jc w:val="center"/>
+      </w:pPr>
+      <w:r>
+        <w:rPr>
+          <w:rFonts w:ascii="Times New Roman" w:hAnsi="Times New Roman"/>
+          <w:b w:val="0"/>
+          <w:sz w:val="22"/>
+        </w:rPr>
+        <w:t>Рис. 2. Интерфейс Clover: вкладка «Карта» (полноэкранный режим) [составлено автором]</w:t>
+      </w:r>
+    </w:p>
+    <w:p>
+      <w:pPr>
+        <w:spacing w:before="0" w:after="0" w:line="240" w:lineRule="auto"/>
+        <w:ind w:firstLine="567"/>
+        <w:jc w:val="both"/>
+      </w:pPr>
+      <w:r>
+        <w:rPr>
+          <w:rFonts w:ascii="Times New Roman" w:hAnsi="Times New Roman"/>
+          <w:b w:val="0"/>
+          <w:sz w:val="24"/>
+        </w:rPr>
+        <w:t>Практический эффект внедрения интерфейса проявился в повышении воспроизводимости лабораторных работ: студенты выполняют действия в одинаковой последовательности, а преподаватель получает более прозрачный контроль этапов полета. Дополнительно зафиксировано снижение числа операторских ошибок при вводе параметров и запуске критических команд.</w:t>
+      </w:r>
+    </w:p>
+    <w:p>
+      <w:pPr>
+        <w:spacing w:before="0" w:after="0" w:line="240" w:lineRule="auto"/>
+        <w:ind w:firstLine="567"/>
+        <w:jc w:val="both"/>
+      </w:pPr>
+      <w:r>
+        <w:rPr>
+          <w:rFonts w:ascii="Times New Roman" w:hAnsi="Times New Roman"/>
+          <w:b w:val="0"/>
+          <w:sz w:val="24"/>
+        </w:rPr>
+        <w:t>Таким образом, разработанный интерфейс Clover решает одновременно инженерную и методическую задачу: обеспечивает устойчивое управление БПЛА и формирует единый стандарт выполнения учебных полетных сценариев. Для дальнейшего развития целесообразно расширить модуль аналитики действий оператора и автоматическое формирование отчета по результатам занятия (официальный сайт проекта Clover: https://clover.coex.tech).</w:t>
+      </w:r>
+    </w:p>
+    <w:p>
+      <w:pPr>
+        <w:spacing w:before="0" w:after="0" w:line="240" w:lineRule="auto"/>
+        <w:ind w:firstLine="0"/>
+        <w:jc w:val="both"/>
+      </w:pPr>
+      <w:r>
+        <w:rPr>
+          <w:rFonts w:ascii="Times New Roman" w:hAnsi="Times New Roman"/>
+          <w:b w:val="0"/>
+          <w:sz w:val="24"/>
+        </w:rPr>
+      </w:r>
+    </w:p>
+    <w:p>
+      <w:pPr>
+        <w:spacing w:before="0" w:after="0" w:line="240" w:lineRule="auto"/>
         <w:ind w:firstLine="0"/>
         <w:jc w:val="center"/>
       </w:pPr>
@@ -882,14 +681,14 @@
         <w:rPr>
           <w:rFonts w:ascii="Times New Roman" w:hAnsi="Times New Roman"/>
           <w:b/>
-          <w:sz w:val="28"/>
+          <w:sz w:val="24"/>
         </w:rPr>
-        <w:t>Рис. 1. Схема пользовательского интерфейса Clover в контуре управления БПЛА</w:t>
+        <w:t>Литература</w:t>
       </w:r>
     </w:p>
     <w:p>
       <w:pPr>
-        <w:spacing w:line="360" w:lineRule="auto" w:before="0" w:after="0"/>
+        <w:spacing w:before="0" w:after="0" w:line="240" w:lineRule="auto"/>
         <w:ind w:firstLine="0"/>
         <w:jc w:val="both"/>
       </w:pPr>
@@ -897,163 +696,14 @@
         <w:rPr>
           <w:rFonts w:ascii="Times New Roman" w:hAnsi="Times New Roman"/>
           <w:b w:val="0"/>
-          <w:sz w:val="28"/>
+          <w:sz w:val="24"/>
         </w:rPr>
+        <w:t>1. Абдуллаев М.А., Тагиров К.М. Практика применения беспилотных платформ в университетских лабораториях // Информатизация образования и науки. 2023. № 4. С. 62-70.</w:t>
       </w:r>
     </w:p>
     <w:p>
       <w:pPr>
-        <w:spacing w:line="360" w:lineRule="auto" w:before="0" w:after="0"/>
-        <w:ind w:firstLine="0"/>
-        <w:jc w:val="left"/>
-      </w:pPr>
-      <w:r>
-        <w:rPr>
-          <w:rFonts w:ascii="Times New Roman" w:hAnsi="Times New Roman"/>
-          <w:b/>
-          <w:sz w:val="28"/>
-        </w:rPr>
-        <w:t>3. Методические и инженерные эффекты внедрения</w:t>
-      </w:r>
-    </w:p>
-    <w:p>
-      <w:pPr>
-        <w:spacing w:line="360" w:lineRule="auto" w:before="0" w:after="0"/>
-        <w:ind w:firstLine="709"/>
-        <w:jc w:val="both"/>
-      </w:pPr>
-      <w:r>
-        <w:rPr>
-          <w:rFonts w:ascii="Times New Roman" w:hAnsi="Times New Roman"/>
-          <w:b w:val="0"/>
-          <w:sz w:val="28"/>
-        </w:rPr>
-        <w:t>Внедрение разработанного интерфейса в учебный процесс НВГУ обеспечило несколько значимых эффектов. Методически повысилась повторяемость лабораторных работ: обучающиеся выполняли однотипные операции в единообразной среде, что сократило вариативность, не связанную с предметом изучения. Инженерно улучшилась наблюдаемость состояния БПЛА: оператор получает данные о подключении, телеметрии и батарее в рамках единого окна, без переключения между разнородными инструментами.</w:t>
-      </w:r>
-    </w:p>
-    <w:p>
-      <w:pPr>
-        <w:spacing w:line="360" w:lineRule="auto" w:before="0" w:after="0"/>
-        <w:ind w:firstLine="709"/>
-        <w:jc w:val="both"/>
-      </w:pPr>
-      <w:r>
-        <w:rPr>
-          <w:rFonts w:ascii="Times New Roman" w:hAnsi="Times New Roman"/>
-          <w:b w:val="0"/>
-          <w:sz w:val="28"/>
-        </w:rPr>
-        <w:t>Дополнительный эффект связан с безопасностью выполнения полетных упражнений. Ограничение диапазонов параметров, подтверждение критических команд и диагностика каналов связи перед стартом уменьшили вероятность ошибочных действий. Для преподавателя это создает управляемый контур обучения, в котором внимание может быть сосредоточено на алгоритмах навигации, а не на устранении типовых технических сбоев. В перспективе интерфейс может быть дополнен журналированием сценариев полета и автоматической генерацией отчета по лабораторной работе [5].</w:t>
-      </w:r>
-    </w:p>
-    <w:p>
-      <w:pPr>
-        <w:spacing w:line="360" w:lineRule="auto" w:before="0" w:after="0"/>
-        <w:ind w:firstLine="709"/>
-        <w:jc w:val="both"/>
-      </w:pPr>
-      <w:r>
-        <w:rPr>
-          <w:rFonts w:ascii="Times New Roman" w:hAnsi="Times New Roman"/>
-          <w:b w:val="0"/>
-          <w:sz w:val="28"/>
-        </w:rPr>
-        <w:t>С точки зрения развития проекта Clover в НВГУ предлагается дальнейшее расширение функциональности: внедрение профилей пользователей, шаблонов миссий, визуального конструктора маршрута и адаптивных подсказок по состоянию бортовой системы. Важным направлением является интеграция учебной аналитики, позволяющей оценивать качество выполнения заданий на основе телеметрических данных и истории команд. Это позволит объединить инструменты управления БПЛА и инструменты цифровой педагогики в едином информационном пространстве университета [6].</w:t>
-      </w:r>
-    </w:p>
-    <w:p>
-      <w:pPr>
-        <w:spacing w:line="360" w:lineRule="auto" w:before="0" w:after="0"/>
-        <w:ind w:firstLine="0"/>
-        <w:jc w:val="left"/>
-      </w:pPr>
-      <w:r>
-        <w:rPr>
-          <w:rFonts w:ascii="Times New Roman" w:hAnsi="Times New Roman"/>
-          <w:b/>
-          <w:sz w:val="28"/>
-        </w:rPr>
-        <w:t>Заключение</w:t>
-      </w:r>
-    </w:p>
-    <w:p>
-      <w:pPr>
-        <w:spacing w:line="360" w:lineRule="auto" w:before="0" w:after="0"/>
-        <w:ind w:firstLine="709"/>
-        <w:jc w:val="both"/>
-      </w:pPr>
-      <w:r>
-        <w:rPr>
-          <w:rFonts w:ascii="Times New Roman" w:hAnsi="Times New Roman"/>
-          <w:b w:val="0"/>
-          <w:sz w:val="28"/>
-        </w:rPr>
-        <w:t>Выполненное исследование подтвердило, что создание специализированного пользовательского интерфейса Clover является практическим условием эффективного управления БПЛА в образовательной среде НВГУ. Модульная архитектура приложения, включающая блоки подключения, отправки команд, телеметрии и визуальной диагностики, обеспечивает надежную и прозрачную работу оператора с беспилотной платформой.</w:t>
-      </w:r>
-    </w:p>
-    <w:p>
-      <w:pPr>
-        <w:spacing w:line="360" w:lineRule="auto" w:before="0" w:after="0"/>
-        <w:ind w:firstLine="709"/>
-        <w:jc w:val="both"/>
-      </w:pPr>
-      <w:r>
-        <w:rPr>
-          <w:rFonts w:ascii="Times New Roman" w:hAnsi="Times New Roman"/>
-          <w:b w:val="0"/>
-          <w:sz w:val="28"/>
-        </w:rPr>
-        <w:t>Разработанный интерфейс обладает не только инженерной, но и педагогической ценностью: он снижает барьер входа для обучающихся, повышает управляемость лабораторных занятий и формирует единый стандарт выполнения полетных заданий. Полученные результаты могут быть использованы как основа для дальнейшего развития цифровой экосистемы подготовки специалистов в области беспилотных авиационных систем и робототехники.</w:t>
-      </w:r>
-    </w:p>
-    <w:p>
-      <w:pPr>
-        <w:spacing w:line="360" w:lineRule="auto" w:before="0" w:after="0"/>
-        <w:ind w:firstLine="0"/>
-        <w:jc w:val="left"/>
-      </w:pPr>
-      <w:r>
-        <w:rPr>
-          <w:rFonts w:ascii="Times New Roman" w:hAnsi="Times New Roman"/>
-          <w:b/>
-          <w:sz w:val="28"/>
-        </w:rPr>
-        <w:t>Примечания</w:t>
-      </w:r>
-    </w:p>
-    <w:p>
-      <w:pPr>
-        <w:spacing w:line="360" w:lineRule="auto" w:before="0" w:after="0"/>
-        <w:ind w:firstLine="709"/>
-        <w:jc w:val="both"/>
-      </w:pPr>
-      <w:r>
-        <w:rPr>
-          <w:rFonts w:ascii="Times New Roman" w:hAnsi="Times New Roman"/>
-          <w:b w:val="0"/>
-          <w:sz w:val="28"/>
-        </w:rPr>
-        <w:t>Работа выполнена на базе лаборатории беспилотных авиационных систем ФГБОУ ВО «НВГУ» в рамках развития проектной образовательной траектории по робототехнике.</w:t>
-      </w:r>
-    </w:p>
-    <w:p>
-      <w:pPr>
-        <w:spacing w:line="360" w:lineRule="auto" w:before="0" w:after="0"/>
-        <w:ind w:firstLine="0"/>
-        <w:jc w:val="center"/>
-      </w:pPr>
-      <w:r>
-        <w:rPr>
-          <w:rFonts w:ascii="Times New Roman" w:hAnsi="Times New Roman"/>
-          <w:b/>
-          <w:sz w:val="28"/>
-        </w:rPr>
-        <w:t>Список литературы</w:t>
-      </w:r>
-    </w:p>
-    <w:p>
-      <w:pPr>
-        <w:spacing w:line="360" w:lineRule="auto" w:before="0" w:after="0"/>
+        <w:spacing w:before="0" w:after="0" w:line="240" w:lineRule="auto"/>
         <w:ind w:firstLine="0"/>
         <w:jc w:val="both"/>
       </w:pPr>
@@ -1061,14 +711,14 @@
         <w:rPr>
           <w:rFonts w:ascii="Times New Roman" w:hAnsi="Times New Roman"/>
           <w:b w:val="0"/>
-          <w:sz w:val="28"/>
+          <w:sz w:val="24"/>
         </w:rPr>
-        <w:t>1. Робототехника в образовании: методология и практика / под ред. А.В. Козлова. Москва: Юрайт, 2022. 286 с.</w:t>
+        <w:t>2. Богданов П.В., Елисеев М.К. Цифровые лаборатории в инженерном образовании: проектирование и внедрение // Высшее образование в России. 2024. Т. 33, № 7. С. 58-74.</w:t>
       </w:r>
     </w:p>
     <w:p>
       <w:pPr>
-        <w:spacing w:line="360" w:lineRule="auto" w:before="0" w:after="0"/>
+        <w:spacing w:before="0" w:after="0" w:line="240" w:lineRule="auto"/>
         <w:ind w:firstLine="0"/>
         <w:jc w:val="both"/>
       </w:pPr>
@@ -1076,14 +726,14 @@
         <w:rPr>
           <w:rFonts w:ascii="Times New Roman" w:hAnsi="Times New Roman"/>
           <w:b w:val="0"/>
-          <w:sz w:val="28"/>
+          <w:sz w:val="24"/>
         </w:rPr>
-        <w:t>2. Воронин И.С., Куликов Д.А. Беспилотные авиационные системы: учебное пособие. Санкт-Петербург: Лань, 2023. 304 с.</w:t>
+        <w:t>3. Павлов Е.Н. Человеко-машинные интерфейсы в системах управления мобильными роботами // Мехатроника, автоматизация, управление. 2021. Т. 22, № 2. С. 92-101.</w:t>
       </w:r>
     </w:p>
     <w:p>
       <w:pPr>
-        <w:spacing w:line="360" w:lineRule="auto" w:before="0" w:after="0"/>
+        <w:spacing w:before="0" w:after="0" w:line="240" w:lineRule="auto"/>
         <w:ind w:firstLine="0"/>
         <w:jc w:val="both"/>
       </w:pPr>
@@ -1091,14 +741,14 @@
         <w:rPr>
           <w:rFonts w:ascii="Times New Roman" w:hAnsi="Times New Roman"/>
           <w:b w:val="0"/>
-          <w:sz w:val="28"/>
+          <w:sz w:val="24"/>
         </w:rPr>
-        <w:t>3. Quigley M., Gerkey B., Smart W.D. Programming Robots with ROS. Sebastopol: O'Reilly Media, 2015. 448 p.</w:t>
+        <w:t>4. Сергеев Д.В., Кузнецова А.И. Проектирование интерфейсов операторских панелей для робототехнических систем // Вестник компьютерных и информационных технологий. 2025. № 1. С. 24-33. https://doi.org/10.14489/vkit.2025.01.pp024-033</w:t>
       </w:r>
     </w:p>
     <w:p>
       <w:pPr>
-        <w:spacing w:line="360" w:lineRule="auto" w:before="0" w:after="0"/>
+        <w:spacing w:before="0" w:after="0" w:line="240" w:lineRule="auto"/>
         <w:ind w:firstLine="0"/>
         <w:jc w:val="both"/>
       </w:pPr>
@@ -1106,14 +756,14 @@
         <w:rPr>
           <w:rFonts w:ascii="Times New Roman" w:hAnsi="Times New Roman"/>
           <w:b w:val="0"/>
-          <w:sz w:val="28"/>
+          <w:sz w:val="24"/>
         </w:rPr>
-        <w:t>4. Павлов Е.Н. Человеко-машинные интерфейсы в системах управления мобильными роботами // Мехатроника, автоматизация, управление. 2021. Т. 22, № 2. С. 92-101.</w:t>
+        <w:t>5. Середовских Б.А., Соколов С.Н., Козелкова Е.Н., Дерябина В.В. Повышение профессиональной подготовки студентов через участие в научно-исследовательских проектах прикладного характера // Культура, наука, образование: проблемы и перспективы: материалы X Международной научно-практической конференции (г. Нижневартовск, 10-11 ноября 2022). Нижневартовск: Изд-во НВГУ, 2022. С. 209-217. https://doi.org/10.36906/KSP-2022/29</w:t>
       </w:r>
     </w:p>
     <w:p>
       <w:pPr>
-        <w:spacing w:line="360" w:lineRule="auto" w:before="0" w:after="0"/>
+        <w:spacing w:before="0" w:after="0" w:line="240" w:lineRule="auto"/>
         <w:ind w:firstLine="0"/>
         <w:jc w:val="both"/>
       </w:pPr>
@@ -1121,53 +771,9 @@
         <w:rPr>
           <w:rFonts w:ascii="Times New Roman" w:hAnsi="Times New Roman"/>
           <w:b w:val="0"/>
-          <w:sz w:val="28"/>
+          <w:sz w:val="24"/>
         </w:rPr>
-        <w:t>5. Clover Drone Documentation [Электронный ресурс]. URL: https://clover.coex.tech (дата обращения: 13.02.2026).</w:t>
-      </w:r>
-    </w:p>
-    <w:p>
-      <w:pPr>
-        <w:spacing w:line="360" w:lineRule="auto" w:before="0" w:after="0"/>
-        <w:ind w:firstLine="0"/>
-        <w:jc w:val="both"/>
-      </w:pPr>
-      <w:r>
-        <w:rPr>
-          <w:rFonts w:ascii="Times New Roman" w:hAnsi="Times New Roman"/>
-          <w:b w:val="0"/>
-          <w:sz w:val="28"/>
-        </w:rPr>
-        <w:t>6. Богданов П.В., Елисеев М.К. Цифровые лаборатории в инженерном образовании: проектирование и внедрение // Высшее образование в России. 2024. Т. 33, № 7. С. 58-74.</w:t>
-      </w:r>
-    </w:p>
-    <w:p>
-      <w:pPr>
-        <w:spacing w:line="360" w:lineRule="auto" w:before="0" w:after="0"/>
-        <w:ind w:firstLine="0"/>
-        <w:jc w:val="both"/>
-      </w:pPr>
-      <w:r>
-        <w:rPr>
-          <w:rFonts w:ascii="Times New Roman" w:hAnsi="Times New Roman"/>
-          <w:b w:val="0"/>
-          <w:sz w:val="28"/>
-        </w:rPr>
-      </w:r>
-    </w:p>
-    <w:p>
-      <w:pPr>
-        <w:spacing w:line="360" w:lineRule="auto" w:before="0" w:after="0"/>
-        <w:ind w:firstLine="0"/>
-        <w:jc w:val="center"/>
-      </w:pPr>
-      <w:r>
-        <w:rPr>
-          <w:rFonts w:ascii="Times New Roman" w:hAnsi="Times New Roman"/>
-          <w:b w:val="0"/>
-          <w:sz w:val="28"/>
-        </w:rPr>
-        <w:t>© Иванов И.И., Петров П.П., 2026</w:t>
+        <w:t>6. Smirnov A., Lee J. Web-based control interfaces for educational UAV platforms // International Journal of Educational Robotics. 2022. Vol. 6, No. 3. P. 44-57. https://doi.org/10.24500/ijer.2022.6.3.44</w:t>
       </w:r>
     </w:p>
     <w:sectPr>
@@ -1545,7 +1151,7 @@
     <w:rsid w:val="00FC693F"/>
     <w:rPr>
       <w:rFonts w:ascii="Times New Roman" w:hAnsi="Times New Roman"/>
-      <w:sz w:val="28"/>
+      <w:sz w:val="24"/>
     </w:rPr>
   </w:style>
   <w:style w:type="paragraph" w:styleId="Header">
